--- a/extrakty/doc/TC278WG4/extract_21219-25_(2021).docx
+++ b/extrakty/doc/TC278WG4/extract_21219-25_(2021).docx
@@ -329,7 +329,7 @@
                 <w:szCs w:val="28"/>
                 <w:rtl w:val="0"/>
               </w:rPr>
-              <w:t xml:space="preserve">01 8388</w:t>
+              <w:t xml:space="preserve">01 8259</w:t>
             </w:r>
             <w:r>
               <w:rPr>
@@ -402,6 +402,75 @@
           <w:rtl w:val="0"/>
         </w:rPr>
         <w:t xml:space="preserve"> stran</w:t>
+      </w:r>
+      <w:r>
+        <w:rPr>
+          <w:rtl w:val="0"/>
+        </w:rPr>
+      </w:r>
+    </w:p>
+    <w:p>
+      <w:pPr>
+        <w:keepNext w:val="1"/>
+        <w:keepLines w:val="1"/>
+        <w:pBdr>
+          <w:top w:space="0" w:sz="0" w:val="nil"/>
+          <w:left w:space="0" w:sz="0" w:val="nil"/>
+          <w:bottom w:space="0" w:sz="0" w:val="nil"/>
+          <w:right w:space="0" w:sz="0" w:val="nil"/>
+          <w:between w:space="0" w:sz="0" w:val="nil"/>
+        </w:pBdr>
+        <w:spacing w:after="360" w:before="240" w:lineRule="auto"/>
+        <w:ind w:left="1" w:hanging="3"/>
+        <w:jc w:val="right"/>
+        <w:rPr>
+          <w:color w:val="000000"/>
+        </w:rPr>
+      </w:pPr>
+      <w:bookmarkStart w:colFirst="0" w:colLast="0" w:name="_heading=h.1fob9te" w:id="3"/>
+      <w:bookmarkEnd w:id="3"/>
+      <w:r>
+        <w:rPr>
+          <w:color w:val="000000"/>
+          <w:sz w:val="28"/>
+          <w:szCs w:val="28"/>
+          <w:rtl w:val="0"/>
+        </w:rPr>
+        <w:t xml:space="preserve">Zavedena v ČSN jako ČSN P ISO/TS 21219-25 (vydána 2017-09, zrušena 2025-08 a nahrazena ČSN ISO 21219-25)</w:t>
+      </w:r>
+      <w:r>
+        <w:rPr>
+          <w:sz w:val="28"/>
+          <w:szCs w:val="28"/>
+          <w:rtl w:val="0"/>
+        </w:rPr>
+        <w:t xml:space="preserve"/>
+      </w:r>
+      <w:r>
+        <w:rPr>
+          <w:color w:val="000000"/>
+          <w:sz w:val="28"/>
+          <w:szCs w:val="28"/>
+          <w:rtl w:val="0"/>
+        </w:rPr>
+        <w:t xml:space="preserve"/>
+      </w:r>
+      <w:r>
+        <w:rPr>
+          <w:sz w:val="28"/>
+          <w:szCs w:val="28"/>
+          <w:rtl w:val="0"/>
+        </w:rPr>
+        <w:t xml:space="preserve"/>
+      </w:r>
+      <w:r>
+        <w:rPr>
+          <w:color w:val="000000"/>
+          <w:sz w:val="28"/>
+          <w:szCs w:val="28"/>
+          <w:rtl w:val="0"/>
+        </w:rPr>
+        <w:t xml:space="preserve"/>
       </w:r>
       <w:r>
         <w:rPr>

--- a/extrakty/doc/TC278WG4/extract_21219-25_(2021).docx
+++ b/extrakty/doc/TC278WG4/extract_21219-25_(2021).docx
@@ -558,38 +558,14 @@
     </w:p>
     <w:p>
       <w:pPr>
-        <w:pBdr>
-          <w:top w:space="0" w:sz="0" w:val="nil"/>
-          <w:left w:space="0" w:sz="0" w:val="nil"/>
-          <w:bottom w:space="0" w:sz="0" w:val="nil"/>
-          <w:right w:space="0" w:sz="0" w:val="nil"/>
-          <w:between w:space="0" w:sz="0" w:val="nil"/>
-        </w:pBdr>
-        <w:spacing w:after="200" w:before="240" w:line="240" w:lineRule="auto"/>
         <w:ind w:left="0" w:hanging="2"/>
-        <w:rPr>
-          <w:rFonts w:ascii="Times New Roman" w:cs="Times New Roman" w:eastAsia="Times New Roman" w:hAnsi="Times New Roman"/>
-          <w:color w:val="000000"/>
-          <w:sz w:val="24"/>
-          <w:szCs w:val="24"/>
-        </w:rPr>
-      </w:pPr>
-      <w:bookmarkStart w:colFirst="0" w:colLast="0" w:name="_heading=h.3znysh7" w:id="5"/>
-      <w:bookmarkEnd w:id="5"/>
-      <w:r>
-        <w:rPr>
-          <w:i w:val="1"/>
-          <w:color w:val="000000"/>
-          <w:sz w:val="18"/>
-          <w:szCs w:val="18"/>
+        <w:rPr/>
+      </w:pPr>
+      <w:r>
+        <w:rPr>
           <w:rtl w:val="0"/>
         </w:rPr>
         <w:t xml:space="preserve">Poznámka: Extrakt uvádí vybrané kapitoly popisovaného dokumentu a přejímá původní číslování kapitol.</w:t>
-      </w:r>
-      <w:r>
-        <w:rPr>
-          <w:rtl w:val="0"/>
-        </w:rPr>
       </w:r>
     </w:p>
     <w:p>
@@ -713,40 +689,6 @@
       <w:pPr>
         <w:keepNext w:val="1"/>
         <w:keepLines w:val="1"/>
-        <w:spacing w:after="60" w:before="200" w:lineRule="auto"/>
-        <w:ind w:left="0" w:hanging="2"/>
-        <w:rPr>
-          <w:b w:val="1"/>
-          <w:sz w:val="22"/>
-          <w:szCs w:val="22"/>
-        </w:rPr>
-      </w:pPr>
-      <w:r>
-        <w:rPr>
-          <w:b w:val="1"/>
-          <w:sz w:val="22"/>
-          <w:szCs w:val="22"/>
-          <w:rtl w:val="0"/>
-        </w:rPr>
-        <w:t xml:space="preserve">Souvisící normy</w:t>
-      </w:r>
-    </w:p>
-    <w:p>
-      <w:pPr>
-        <w:ind w:left="0" w:hanging="2"/>
-        <w:rPr/>
-      </w:pPr>
-      <w:r>
-        <w:rPr>
-          <w:rtl w:val="0"/>
-        </w:rPr>
-        <w:t xml:space="preserve">Popisovaný dokument uvádí 9 normativních odkazů. Pro sestavení zpráv z kontejnerů, odvození z modelu UML, vysílání zpráv a řízení datového toku jsou použity další části normy TPEG2 ISO 21219 (1-6,9) a TPEG1 ISO 18234 část 11 pro popis kontejneru na polohu a klíčovou normu DIN 91286 specifikace identifikátorů elektrických konektorů. </w:t>
-      </w:r>
-    </w:p>
-    <w:p>
-      <w:pPr>
-        <w:keepNext w:val="1"/>
-        <w:keepLines w:val="1"/>
         <w:pBdr>
           <w:top w:space="0" w:sz="0" w:val="nil"/>
           <w:left w:space="0" w:sz="0" w:val="nil"/>
@@ -771,7 +713,7 @@
           <w:szCs w:val="22"/>
           <w:rtl w:val="0"/>
         </w:rPr>
-        <w:t xml:space="preserve">1 Předmět</w:t>
+        <w:t xml:space="preserve">1 Předmět normy</w:t>
       </w:r>
     </w:p>
     <w:p>
@@ -1008,18 +950,10 @@
       <w:pPr>
         <w:keepNext w:val="1"/>
         <w:keepLines w:val="1"/>
-        <w:pBdr>
-          <w:top w:space="0" w:sz="0" w:val="nil"/>
-          <w:left w:space="0" w:sz="0" w:val="nil"/>
-          <w:bottom w:space="0" w:sz="0" w:val="nil"/>
-          <w:right w:space="0" w:sz="0" w:val="nil"/>
-          <w:between w:space="0" w:sz="0" w:val="nil"/>
-        </w:pBdr>
         <w:spacing w:after="60" w:before="200" w:lineRule="auto"/>
         <w:ind w:left="0" w:hanging="2"/>
         <w:rPr>
           <w:b w:val="1"/>
-          <w:color w:val="000000"/>
           <w:sz w:val="22"/>
           <w:szCs w:val="22"/>
         </w:rPr>
@@ -1027,377 +961,23 @@
       <w:r>
         <w:rPr>
           <w:b w:val="1"/>
-          <w:color w:val="000000"/>
           <w:sz w:val="22"/>
           <w:szCs w:val="22"/>
           <w:rtl w:val="0"/>
         </w:rPr>
-        <w:t xml:space="preserve">3 Termíny a definice</w:t>
+        <w:t xml:space="preserve">2 Souvisící normy</w:t>
       </w:r>
     </w:p>
     <w:p>
       <w:pPr>
-        <w:pBdr>
-          <w:top w:space="0" w:sz="0" w:val="nil"/>
-          <w:left w:space="0" w:sz="0" w:val="nil"/>
-          <w:bottom w:space="0" w:sz="0" w:val="nil"/>
-          <w:right w:space="0" w:sz="0" w:val="nil"/>
-          <w:between w:space="0" w:sz="0" w:val="nil"/>
-        </w:pBdr>
-        <w:ind w:left="0" w:hanging="2"/>
-        <w:rPr>
-          <w:color w:val="000000"/>
-        </w:rPr>
-      </w:pPr>
-      <w:bookmarkStart w:colFirst="0" w:colLast="0" w:name="_heading=h.tyjcwt" w:id="8"/>
-      <w:bookmarkEnd w:id="8"/>
-      <w:r>
-        <w:rPr>
-          <w:color w:val="000000"/>
-          <w:rtl w:val="0"/>
-        </w:rPr>
-        <w:t xml:space="preserve">Tato kapitola </w:t>
-      </w:r>
-      <w:r>
-        <w:rPr>
-          <w:rtl w:val="0"/>
-        </w:rPr>
-        <w:t xml:space="preserve">stanovuje</w:t>
-      </w:r>
-      <w:r>
-        <w:rPr>
-          <w:color w:val="000000"/>
-          <w:rtl w:val="0"/>
-        </w:rPr>
-        <w:t xml:space="preserve"> </w:t>
-      </w:r>
-      <w:r>
-        <w:rPr>
-          <w:rtl w:val="0"/>
-        </w:rPr>
-        <w:t xml:space="preserve">8</w:t>
-      </w:r>
-      <w:r>
-        <w:rPr>
-          <w:color w:val="000000"/>
-          <w:rtl w:val="0"/>
-        </w:rPr>
-        <w:t xml:space="preserve"> termínů. Jedná se o definici terminologie </w:t>
-      </w:r>
-      <w:r>
-        <w:rPr>
-          <w:rtl w:val="0"/>
-        </w:rPr>
-        <w:t xml:space="preserve">související</w:t>
-      </w:r>
-      <w:r>
-        <w:rPr>
-          <w:color w:val="000000"/>
-          <w:rtl w:val="0"/>
-        </w:rPr>
-        <w:t xml:space="preserve"> s nabíjecí infrastrukturou pro elektromobily.</w:t>
-      </w:r>
-    </w:p>
-    <w:p>
-      <w:pPr>
-        <w:pBdr>
-          <w:top w:space="0" w:sz="0" w:val="nil"/>
-          <w:left w:space="0" w:sz="0" w:val="nil"/>
-          <w:bottom w:space="0" w:sz="0" w:val="nil"/>
-          <w:right w:space="0" w:sz="0" w:val="nil"/>
-          <w:between w:space="0" w:sz="0" w:val="nil"/>
-        </w:pBdr>
-        <w:ind w:left="0" w:hanging="2"/>
-        <w:rPr>
-          <w:color w:val="000000"/>
-        </w:rPr>
-      </w:pPr>
-      <w:bookmarkStart w:colFirst="0" w:colLast="0" w:name="_heading=h.mw7rnl5xlxk2" w:id="9"/>
-      <w:bookmarkEnd w:id="9"/>
-      <w:r>
-        <w:rPr>
-          <w:b w:val="1"/>
-          <w:color w:val="000000"/>
-          <w:rtl w:val="0"/>
-        </w:rPr>
-        <w:t xml:space="preserve">parkoviště s nabíjecími stanicemi</w:t>
-      </w:r>
-      <w:r>
-        <w:rPr>
-          <w:color w:val="000000"/>
-          <w:rtl w:val="0"/>
-        </w:rPr>
-        <w:t xml:space="preserve"> </w:t>
-      </w:r>
-      <w:r>
-        <w:rPr>
-          <w:i w:val="1"/>
-          <w:color w:val="000000"/>
-          <w:rtl w:val="0"/>
-        </w:rPr>
-        <w:t xml:space="preserve">(charging park)</w:t>
-      </w:r>
-      <w:r>
-        <w:rPr>
-          <w:rtl w:val="0"/>
-        </w:rPr>
-        <w:t xml:space="preserve"> – </w:t>
-      </w:r>
-      <w:r>
-        <w:rPr>
-          <w:color w:val="000000"/>
-          <w:rtl w:val="0"/>
-        </w:rPr>
-        <w:t xml:space="preserve">parkoviště s více fyzickými nabíjecími stanicemi, které technicky a/nebo logicky patří k sobě a jsou provozovány společně</w:t>
-      </w:r>
-    </w:p>
-    <w:p>
-      <w:pPr>
-        <w:pBdr>
-          <w:top w:space="0" w:sz="0" w:val="nil"/>
-          <w:left w:space="0" w:sz="0" w:val="nil"/>
-          <w:bottom w:space="0" w:sz="0" w:val="nil"/>
-          <w:right w:space="0" w:sz="0" w:val="nil"/>
-          <w:between w:space="0" w:sz="0" w:val="nil"/>
-        </w:pBdr>
-        <w:ind w:left="0" w:hanging="2"/>
-        <w:rPr>
-          <w:color w:val="000000"/>
-        </w:rPr>
-      </w:pPr>
-      <w:bookmarkStart w:colFirst="0" w:colLast="0" w:name="_heading=h.8p86ldbhlwvc" w:id="10"/>
-      <w:bookmarkEnd w:id="10"/>
-      <w:r>
-        <w:rPr>
-          <w:b w:val="1"/>
-          <w:rtl w:val="0"/>
-        </w:rPr>
-        <w:t xml:space="preserve">n</w:t>
-      </w:r>
-      <w:r>
-        <w:rPr>
-          <w:b w:val="1"/>
-          <w:color w:val="000000"/>
-          <w:rtl w:val="0"/>
-        </w:rPr>
-        <w:t xml:space="preserve">abíjecí stanice</w:t>
-      </w:r>
-      <w:r>
-        <w:rPr>
-          <w:color w:val="000000"/>
-          <w:rtl w:val="0"/>
-        </w:rPr>
-        <w:t xml:space="preserve"> </w:t>
-      </w:r>
-      <w:r>
-        <w:rPr>
-          <w:i w:val="1"/>
-          <w:color w:val="000000"/>
-          <w:rtl w:val="0"/>
-        </w:rPr>
-        <w:t xml:space="preserve">(charging station)</w:t>
-      </w:r>
-      <w:r>
-        <w:rPr>
-          <w:rtl w:val="0"/>
-        </w:rPr>
-        <w:t xml:space="preserve"> – </w:t>
-      </w:r>
-      <w:r>
-        <w:rPr>
-          <w:color w:val="000000"/>
-          <w:rtl w:val="0"/>
-        </w:rPr>
-        <w:t xml:space="preserve">stanice tvořená fyzickou jednotkou (obvykle sloupem nebo konstrukcí skříňového vzhledu), která obsahuje a řídí jedno nebo více nabíjecích míst a nabízí koncovému uživateli možnost autorizace (obvykle pomocí čtečky karty) a aktivaci jednoho z nabíjecích míst v nabíjecí stanici, připojení elektromobilu a zapnutí nabíjení</w:t>
-      </w:r>
-    </w:p>
-    <w:p>
-      <w:pPr>
-        <w:pBdr>
-          <w:top w:space="0" w:sz="0" w:val="nil"/>
-          <w:left w:space="0" w:sz="0" w:val="nil"/>
-          <w:bottom w:space="0" w:sz="0" w:val="nil"/>
-          <w:right w:space="0" w:sz="0" w:val="nil"/>
-          <w:between w:space="0" w:sz="0" w:val="nil"/>
-        </w:pBdr>
         <w:ind w:left="0" w:hanging="2"/>
         <w:rPr/>
       </w:pPr>
-      <w:bookmarkStart w:colFirst="0" w:colLast="0" w:name="_heading=h.217cwxf99jmk" w:id="11"/>
-      <w:bookmarkEnd w:id="11"/>
-      <w:r>
-        <w:rPr>
-          <w:b w:val="1"/>
-          <w:color w:val="000000"/>
-          <w:rtl w:val="0"/>
-        </w:rPr>
-        <w:t xml:space="preserve">nabíjecí místo</w:t>
-      </w:r>
-      <w:r>
-        <w:rPr>
-          <w:color w:val="000000"/>
-          <w:rtl w:val="0"/>
-        </w:rPr>
-        <w:t xml:space="preserve"> </w:t>
-      </w:r>
-      <w:r>
-        <w:rPr>
-          <w:i w:val="1"/>
-          <w:color w:val="000000"/>
-          <w:rtl w:val="0"/>
-        </w:rPr>
-        <w:t xml:space="preserve">(charging point)</w:t>
-      </w:r>
-      <w:r>
-        <w:rPr>
-          <w:rtl w:val="0"/>
-        </w:rPr>
-        <w:t xml:space="preserve"> – </w:t>
-      </w:r>
-      <w:r>
-        <w:rPr>
-          <w:color w:val="000000"/>
-          <w:rtl w:val="0"/>
-        </w:rPr>
-        <w:t xml:space="preserve">součást nabíjecí stanice</w:t>
-      </w:r>
-      <w:r>
-        <w:rPr>
-          <w:rtl w:val="0"/>
-        </w:rPr>
-        <w:t xml:space="preserve">,</w:t>
-      </w:r>
-      <w:r>
-        <w:rPr>
-          <w:color w:val="000000"/>
-          <w:rtl w:val="0"/>
-        </w:rPr>
-        <w:t xml:space="preserve"> kde lze elektromobi</w:t>
-      </w:r>
-      <w:r>
-        <w:rPr>
-          <w:rtl w:val="0"/>
-        </w:rPr>
-        <w:t xml:space="preserve">l</w:t>
-      </w:r>
-      <w:r>
-        <w:rPr>
-          <w:color w:val="000000"/>
-          <w:rtl w:val="0"/>
-        </w:rPr>
-        <w:t xml:space="preserve"> </w:t>
-      </w:r>
-      <w:r>
-        <w:rPr>
-          <w:rtl w:val="0"/>
-        </w:rPr>
-        <w:t xml:space="preserve">nabít. Obsahuje jeden či více elektrických nabíjecích konektorů; při obsazení jednoho konektoru je obsazeno celé nabíjecí místo. Typicky je pro každé nabíjecí místo k dispozici právě jedno parkovací místo.</w:t>
-      </w:r>
-    </w:p>
-    <w:p>
-      <w:pPr>
-        <w:pBdr>
-          <w:top w:space="0" w:sz="0" w:val="nil"/>
-          <w:left w:space="0" w:sz="0" w:val="nil"/>
-          <w:bottom w:space="0" w:sz="0" w:val="nil"/>
-          <w:right w:space="0" w:sz="0" w:val="nil"/>
-          <w:between w:space="0" w:sz="0" w:val="nil"/>
-        </w:pBdr>
-        <w:ind w:left="0" w:hanging="2"/>
-        <w:rPr>
-          <w:color w:val="000000"/>
-        </w:rPr>
-      </w:pPr>
-      <w:bookmarkStart w:colFirst="0" w:colLast="0" w:name="_heading=h.qockqmjaqaw5" w:id="12"/>
-      <w:bookmarkEnd w:id="12"/>
-      <w:r>
-        <w:rPr>
-          <w:b w:val="1"/>
-          <w:color w:val="000000"/>
-          <w:rtl w:val="0"/>
-        </w:rPr>
-        <w:t xml:space="preserve">poskytovatel elektromobility</w:t>
-      </w:r>
-      <w:r>
-        <w:rPr>
-          <w:color w:val="000000"/>
-          <w:rtl w:val="0"/>
-        </w:rPr>
-        <w:t xml:space="preserve"> </w:t>
-      </w:r>
-      <w:r>
-        <w:rPr>
-          <w:i w:val="1"/>
-          <w:color w:val="000000"/>
-          <w:rtl w:val="0"/>
-        </w:rPr>
-        <w:t xml:space="preserve">(electromobility provider)</w:t>
-      </w:r>
-      <w:r>
-        <w:rPr>
-          <w:rtl w:val="0"/>
-        </w:rPr>
-        <w:t xml:space="preserve"> – </w:t>
-      </w:r>
-      <w:r>
-        <w:rPr>
-          <w:color w:val="000000"/>
-          <w:rtl w:val="0"/>
-        </w:rPr>
-        <w:t xml:space="preserve">obchodní partner koncových uživatelů, který nabíjí jejich elektromobily</w:t>
-      </w:r>
-    </w:p>
-    <w:p>
-      <w:pPr>
-        <w:pBdr>
-          <w:top w:space="0" w:sz="0" w:val="nil"/>
-          <w:left w:space="0" w:sz="0" w:val="nil"/>
-          <w:bottom w:space="0" w:sz="0" w:val="nil"/>
-          <w:right w:space="0" w:sz="0" w:val="nil"/>
-          <w:between w:space="0" w:sz="0" w:val="nil"/>
-        </w:pBdr>
-        <w:ind w:left="0" w:hanging="2"/>
-        <w:rPr>
-          <w:color w:val="000000"/>
-        </w:rPr>
-      </w:pPr>
-      <w:bookmarkStart w:colFirst="0" w:colLast="0" w:name="_heading=h.nlljpv3arw28" w:id="13"/>
-      <w:bookmarkEnd w:id="13"/>
-      <w:r>
-        <w:rPr>
-          <w:b w:val="1"/>
-          <w:color w:val="000000"/>
-          <w:rtl w:val="0"/>
-        </w:rPr>
-        <w:t xml:space="preserve">provozovatel parkoviště s nabíjecími stanicemi</w:t>
-      </w:r>
-      <w:r>
-        <w:rPr>
-          <w:color w:val="000000"/>
-          <w:rtl w:val="0"/>
-        </w:rPr>
-        <w:t xml:space="preserve"> </w:t>
-      </w:r>
-      <w:r>
-        <w:rPr>
-          <w:i w:val="1"/>
-          <w:color w:val="000000"/>
-          <w:rtl w:val="0"/>
-        </w:rPr>
-        <w:t xml:space="preserve">(charging park operator)</w:t>
-      </w:r>
-      <w:r>
-        <w:rPr>
-          <w:rtl w:val="0"/>
-        </w:rPr>
-        <w:t xml:space="preserve"> – </w:t>
-      </w:r>
-      <w:r>
-        <w:rPr>
-          <w:color w:val="000000"/>
-          <w:rtl w:val="0"/>
-        </w:rPr>
-        <w:t xml:space="preserve">provozovatel, který spravuje jedno nebo více parkovišť s nabíjecími stanicemi</w:t>
+      <w:r>
+        <w:rPr>
+          <w:rtl w:val="0"/>
+        </w:rPr>
+        <w:t xml:space="preserve">Popisovaný dokument uvádí 9 normativních odkazů. Pro sestavení zpráv z kontejnerů, odvození z modelu UML, vysílání zpráv a řízení datového toku jsou použity další části normy TPEG2 ISO 21219 (1-6,9) a TPEG1 ISO 18234 část 11 pro popis kontejneru na polohu a klíčovou normu DIN 91286 specifikace identifikátorů elektrických konektorů. </w:t>
       </w:r>
     </w:p>
     <w:p>
@@ -1428,7 +1008,7 @@
           <w:szCs w:val="22"/>
           <w:rtl w:val="0"/>
         </w:rPr>
-        <w:t xml:space="preserve">4 Zkratky</w:t>
+        <w:t xml:space="preserve">3 Termíny a definice</w:t>
       </w:r>
     </w:p>
     <w:p>
@@ -1445,25 +1025,53 @@
           <w:color w:val="000000"/>
         </w:rPr>
       </w:pPr>
-      <w:r>
-        <w:rPr>
-          <w:color w:val="000000"/>
-          <w:rtl w:val="0"/>
-        </w:rPr>
-        <w:t xml:space="preserve">Tato kapitola stanovuje </w:t>
-      </w:r>
-      <w:r>
-        <w:rPr>
-          <w:rtl w:val="0"/>
-        </w:rPr>
-        <w:t xml:space="preserve">17</w:t>
-      </w:r>
-      <w:r>
-        <w:rPr>
-          <w:color w:val="000000"/>
-          <w:rtl w:val="0"/>
-        </w:rPr>
-        <w:t xml:space="preserve"> zkratek, důležité z pohledu tohoto extraktu jsou: </w:t>
+      <w:bookmarkStart w:colFirst="0" w:colLast="0" w:name="_heading=h.tyjcwt" w:id="8"/>
+      <w:bookmarkEnd w:id="8"/>
+      <w:r>
+        <w:rPr>
+          <w:color w:val="000000"/>
+          <w:rtl w:val="0"/>
+        </w:rPr>
+        <w:t xml:space="preserve">Tato kapitola </w:t>
+      </w:r>
+      <w:r>
+        <w:rPr>
+          <w:rtl w:val="0"/>
+        </w:rPr>
+        <w:t xml:space="preserve">stanovuje</w:t>
+      </w:r>
+      <w:r>
+        <w:rPr>
+          <w:color w:val="000000"/>
+          <w:rtl w:val="0"/>
+        </w:rPr>
+        <w:t xml:space="preserve"> </w:t>
+      </w:r>
+      <w:r>
+        <w:rPr>
+          <w:rtl w:val="0"/>
+        </w:rPr>
+        <w:t xml:space="preserve">8</w:t>
+      </w:r>
+      <w:r>
+        <w:rPr>
+          <w:color w:val="000000"/>
+          <w:rtl w:val="0"/>
+        </w:rPr>
+        <w:t xml:space="preserve"> termínů. Jedná se o definici terminologie </w:t>
+      </w:r>
+      <w:r>
+        <w:rPr>
+          <w:rtl w:val="0"/>
+        </w:rPr>
+        <w:t xml:space="preserve">související</w:t>
+      </w:r>
+      <w:r>
+        <w:rPr>
+          <w:color w:val="000000"/>
+          <w:rtl w:val="0"/>
+        </w:rPr>
+        <w:t xml:space="preserve"> s nabíjecí infrastrukturou pro elektromobily.</w:t>
       </w:r>
     </w:p>
     <w:p>
@@ -1477,28 +1085,46 @@
         </w:pBdr>
         <w:ind w:left="0" w:hanging="2"/>
         <w:rPr>
+          <w:color w:val="000000"/>
+        </w:rPr>
+      </w:pPr>
+      <w:bookmarkStart w:colFirst="0" w:colLast="0" w:name="_heading=h.mw7rnl5xlxk2" w:id="9"/>
+      <w:bookmarkEnd w:id="9"/>
+      <w:r>
+        <w:rPr>
+          <w:b w:val="1"/>
+          <w:color w:val="000000"/>
+          <w:rtl w:val="0"/>
+        </w:rPr>
+        <w:t xml:space="preserve">parkoviště s nabíjecími stanicemi</w:t>
+      </w:r>
+      <w:r>
+        <w:rPr>
+          <w:color w:val="000000"/>
+          <w:rtl w:val="0"/>
+        </w:rPr>
+        <w:t xml:space="preserve"> </w:t>
+      </w:r>
+      <w:r>
+        <w:rPr>
           <w:i w:val="1"/>
-        </w:rPr>
-      </w:pPr>
-      <w:r>
-        <w:rPr>
-          <w:b w:val="1"/>
-          <w:rtl w:val="0"/>
-        </w:rPr>
-        <w:t xml:space="preserve">EVSEID </w:t>
-      </w:r>
-      <w:r>
-        <w:rPr>
-          <w:rtl w:val="0"/>
-        </w:rPr>
-        <w:t xml:space="preserve">identita příslušenství k nabíjení elektromobilu </w:t>
-      </w:r>
-      <w:r>
-        <w:rPr>
-          <w:i w:val="1"/>
-          <w:rtl w:val="0"/>
-        </w:rPr>
-        <w:t xml:space="preserve">(Electric Vehicle Supply Equipment Identity)</w:t>
+          <w:color w:val="000000"/>
+          <w:rtl w:val="0"/>
+        </w:rPr>
+        <w:t xml:space="preserve">(charging park)</w:t>
+      </w:r>
+      <w:r>
+        <w:rPr>
+          <w:rtl w:val="0"/>
+        </w:rPr>
+        <w:t xml:space="preserve"> – </w:t>
+      </w:r>
+      <w:r>
+        <w:rPr>
+          <w:color w:val="000000"/>
+          <w:rtl w:val="0"/>
+        </w:rPr>
+        <w:t xml:space="preserve">parkoviště s více fyzickými nabíjecími stanicemi, které technicky a/nebo logicky patří k sobě a jsou provozovány společně</w:t>
       </w:r>
     </w:p>
     <w:p>
@@ -1515,21 +1141,29 @@
           <w:color w:val="000000"/>
         </w:rPr>
       </w:pPr>
+      <w:bookmarkStart w:colFirst="0" w:colLast="0" w:name="_heading=h.8p86ldbhlwvc" w:id="10"/>
+      <w:bookmarkEnd w:id="10"/>
       <w:r>
         <w:rPr>
           <w:b w:val="1"/>
-          <w:color w:val="000000"/>
-          <w:rtl w:val="0"/>
-        </w:rPr>
-        <w:t xml:space="preserve">MMC</w:t>
-      </w:r>
-      <w:r>
-        <w:rPr>
-          <w:color w:val="000000"/>
-          <w:rtl w:val="0"/>
-        </w:rPr>
-        <w:tab/>
-        <w:t xml:space="preserve">kontejner pro management zpráv </w:t>
+          <w:rtl w:val="0"/>
+        </w:rPr>
+        <w:t xml:space="preserve">n</w:t>
+      </w:r>
+      <w:r>
+        <w:rPr>
+          <w:b w:val="1"/>
+          <w:color w:val="000000"/>
+          <w:rtl w:val="0"/>
+        </w:rPr>
+        <w:t xml:space="preserve">abíjecí stanice</w:t>
+      </w:r>
+      <w:r>
+        <w:rPr>
+          <w:color w:val="000000"/>
+          <w:rtl w:val="0"/>
+        </w:rPr>
+        <w:t xml:space="preserve"> </w:t>
       </w:r>
       <w:r>
         <w:rPr>
@@ -1537,12 +1171,20 @@
           <w:color w:val="000000"/>
           <w:rtl w:val="0"/>
         </w:rPr>
-        <w:t xml:space="preserve">(Message Management Container) </w:t>
-      </w:r>
-      <w:r>
-        <w:rPr>
-          <w:rtl w:val="0"/>
-        </w:rPr>
+        <w:t xml:space="preserve">(charging station)</w:t>
+      </w:r>
+      <w:r>
+        <w:rPr>
+          <w:rtl w:val="0"/>
+        </w:rPr>
+        <w:t xml:space="preserve"> – </w:t>
+      </w:r>
+      <w:r>
+        <w:rPr>
+          <w:color w:val="000000"/>
+          <w:rtl w:val="0"/>
+        </w:rPr>
+        <w:t xml:space="preserve">stanice tvořená fyzickou jednotkou (obvykle sloupem nebo konstrukcí skříňového vzhledu), která obsahuje a řídí jedno nebo více nabíjecích míst a nabízí koncovému uživateli možnost autorizace (obvykle pomocí čtečky karty) a aktivaci jednoho z nabíjecích míst v nabíjecí stanici, připojení elektromobilu a zapnutí nabíjení</w:t>
       </w:r>
     </w:p>
     <w:p>
@@ -1555,25 +1197,24 @@
           <w:between w:space="0" w:sz="0" w:val="nil"/>
         </w:pBdr>
         <w:ind w:left="0" w:hanging="2"/>
-        <w:rPr>
-          <w:color w:val="000000"/>
-        </w:rPr>
-      </w:pPr>
+        <w:rPr/>
+      </w:pPr>
+      <w:bookmarkStart w:colFirst="0" w:colLast="0" w:name="_heading=h.217cwxf99jmk" w:id="11"/>
+      <w:bookmarkEnd w:id="11"/>
       <w:r>
         <w:rPr>
           <w:b w:val="1"/>
           <w:color w:val="000000"/>
           <w:rtl w:val="0"/>
         </w:rPr>
-        <w:t xml:space="preserve">ADC</w:t>
-        <w:tab/>
-      </w:r>
-      <w:r>
-        <w:rPr>
-          <w:color w:val="000000"/>
-          <w:rtl w:val="0"/>
-        </w:rPr>
-        <w:t xml:space="preserve">kontejner pro popis aplikace </w:t>
+        <w:t xml:space="preserve">nabíjecí místo</w:t>
+      </w:r>
+      <w:r>
+        <w:rPr>
+          <w:color w:val="000000"/>
+          <w:rtl w:val="0"/>
+        </w:rPr>
+        <w:t xml:space="preserve"> </w:t>
       </w:r>
       <w:r>
         <w:rPr>
@@ -1581,12 +1222,52 @@
           <w:color w:val="000000"/>
           <w:rtl w:val="0"/>
         </w:rPr>
-        <w:t xml:space="preserve">(Application Data Container) </w:t>
-      </w:r>
-      <w:r>
-        <w:rPr>
-          <w:rtl w:val="0"/>
-        </w:rPr>
+        <w:t xml:space="preserve">(charging point)</w:t>
+      </w:r>
+      <w:r>
+        <w:rPr>
+          <w:rtl w:val="0"/>
+        </w:rPr>
+        <w:t xml:space="preserve"> – </w:t>
+      </w:r>
+      <w:r>
+        <w:rPr>
+          <w:color w:val="000000"/>
+          <w:rtl w:val="0"/>
+        </w:rPr>
+        <w:t xml:space="preserve">součást nabíjecí stanice</w:t>
+      </w:r>
+      <w:r>
+        <w:rPr>
+          <w:rtl w:val="0"/>
+        </w:rPr>
+        <w:t xml:space="preserve">,</w:t>
+      </w:r>
+      <w:r>
+        <w:rPr>
+          <w:color w:val="000000"/>
+          <w:rtl w:val="0"/>
+        </w:rPr>
+        <w:t xml:space="preserve"> kde lze elektromobi</w:t>
+      </w:r>
+      <w:r>
+        <w:rPr>
+          <w:rtl w:val="0"/>
+        </w:rPr>
+        <w:t xml:space="preserve">l</w:t>
+      </w:r>
+      <w:r>
+        <w:rPr>
+          <w:color w:val="000000"/>
+          <w:rtl w:val="0"/>
+        </w:rPr>
+        <w:t xml:space="preserve"> </w:t>
+      </w:r>
+      <w:r>
+        <w:rPr>
+          <w:rtl w:val="0"/>
+        </w:rPr>
+        <w:t xml:space="preserve">nabít. Obsahuje jeden či více elektrických nabíjecích konektorů; při obsazení jednoho konektoru je obsazeno celé nabíjecí místo. Typicky je pro každé nabíjecí místo k dispozici právě jedno parkovací místo.</w:t>
       </w:r>
     </w:p>
     <w:p>
@@ -1603,21 +1284,22 @@
           <w:color w:val="000000"/>
         </w:rPr>
       </w:pPr>
+      <w:bookmarkStart w:colFirst="0" w:colLast="0" w:name="_heading=h.qockqmjaqaw5" w:id="12"/>
+      <w:bookmarkEnd w:id="12"/>
       <w:r>
         <w:rPr>
           <w:b w:val="1"/>
           <w:color w:val="000000"/>
           <w:rtl w:val="0"/>
         </w:rPr>
-        <w:t xml:space="preserve">LRC</w:t>
-        <w:tab/>
-      </w:r>
-      <w:r>
-        <w:rPr>
-          <w:color w:val="000000"/>
-          <w:rtl w:val="0"/>
-        </w:rPr>
-        <w:t xml:space="preserve">kontejner pro odkazování na polohu </w:t>
+        <w:t xml:space="preserve">poskytovatel elektromobility</w:t>
+      </w:r>
+      <w:r>
+        <w:rPr>
+          <w:color w:val="000000"/>
+          <w:rtl w:val="0"/>
+        </w:rPr>
+        <w:t xml:space="preserve"> </w:t>
       </w:r>
       <w:r>
         <w:rPr>
@@ -1625,12 +1307,20 @@
           <w:color w:val="000000"/>
           <w:rtl w:val="0"/>
         </w:rPr>
-        <w:t xml:space="preserve">(Location Referencing Container) </w:t>
-      </w:r>
-      <w:r>
-        <w:rPr>
-          <w:rtl w:val="0"/>
-        </w:rPr>
+        <w:t xml:space="preserve">(electromobility provider)</w:t>
+      </w:r>
+      <w:r>
+        <w:rPr>
+          <w:rtl w:val="0"/>
+        </w:rPr>
+        <w:t xml:space="preserve"> – </w:t>
+      </w:r>
+      <w:r>
+        <w:rPr>
+          <w:color w:val="000000"/>
+          <w:rtl w:val="0"/>
+        </w:rPr>
+        <w:t xml:space="preserve">obchodní partner koncových uživatelů, který nabíjí jejich elektromobily</w:t>
       </w:r>
     </w:p>
     <w:p>
@@ -1644,35 +1334,89 @@
         </w:pBdr>
         <w:ind w:left="0" w:hanging="2"/>
         <w:rPr>
+          <w:color w:val="000000"/>
+        </w:rPr>
+      </w:pPr>
+      <w:bookmarkStart w:colFirst="0" w:colLast="0" w:name="_heading=h.nlljpv3arw28" w:id="13"/>
+      <w:bookmarkEnd w:id="13"/>
+      <w:r>
+        <w:rPr>
+          <w:b w:val="1"/>
+          <w:color w:val="000000"/>
+          <w:rtl w:val="0"/>
+        </w:rPr>
+        <w:t xml:space="preserve">provozovatel parkoviště s nabíjecími stanicemi</w:t>
+      </w:r>
+      <w:r>
+        <w:rPr>
+          <w:color w:val="000000"/>
+          <w:rtl w:val="0"/>
+        </w:rPr>
+        <w:t xml:space="preserve"> </w:t>
+      </w:r>
+      <w:r>
+        <w:rPr>
           <w:i w:val="1"/>
           <w:color w:val="000000"/>
-        </w:rPr>
-      </w:pPr>
-      <w:r>
+          <w:rtl w:val="0"/>
+        </w:rPr>
+        <w:t xml:space="preserve">(charging park operator)</w:t>
+      </w:r>
+      <w:r>
+        <w:rPr>
+          <w:rtl w:val="0"/>
+        </w:rPr>
+        <w:t xml:space="preserve"> – </w:t>
+      </w:r>
+      <w:r>
+        <w:rPr>
+          <w:color w:val="000000"/>
+          <w:rtl w:val="0"/>
+        </w:rPr>
+        <w:t xml:space="preserve">provozovatel, který spravuje jedno nebo více parkovišť s nabíjecími stanicemi</w:t>
+      </w:r>
+    </w:p>
+    <w:p>
+      <w:pPr>
+        <w:ind w:left="0" w:hanging="2"/>
+        <w:rPr/>
+      </w:pPr>
+      <w:r>
+        <w:rPr>
+          <w:rtl w:val="0"/>
+        </w:rPr>
+        <w:t xml:space="preserve">Další termíny a zkratky z oboru ITS jsou obsaženy ve slovníku ITS terminology.</w:t>
+      </w:r>
+    </w:p>
+    <w:p>
+      <w:pPr>
+        <w:keepNext w:val="1"/>
+        <w:keepLines w:val="1"/>
+        <w:pBdr>
+          <w:top w:space="0" w:sz="0" w:val="nil"/>
+          <w:left w:space="0" w:sz="0" w:val="nil"/>
+          <w:bottom w:space="0" w:sz="0" w:val="nil"/>
+          <w:right w:space="0" w:sz="0" w:val="nil"/>
+          <w:between w:space="0" w:sz="0" w:val="nil"/>
+        </w:pBdr>
+        <w:spacing w:after="60" w:before="200" w:lineRule="auto"/>
+        <w:ind w:left="0" w:hanging="2"/>
         <w:rPr>
           <w:b w:val="1"/>
-          <w:rtl w:val="0"/>
-        </w:rPr>
-        <w:t xml:space="preserve">EMI</w:t>
-        <w:tab/>
-      </w:r>
-      <w:r>
-        <w:rPr>
-          <w:rtl w:val="0"/>
-        </w:rPr>
-        <w:t xml:space="preserve">nabíjecí infrastruktura pro elektromobily </w:t>
-      </w:r>
-      <w:r>
-        <w:rPr>
-          <w:i w:val="1"/>
-          <w:rtl w:val="0"/>
-        </w:rPr>
-        <w:t xml:space="preserve">(ElectroMobility Charging Infrastructure)</w:t>
-      </w:r>
-      <w:r>
-        <w:rPr>
-          <w:rtl w:val="0"/>
-        </w:rPr>
+          <w:color w:val="000000"/>
+          <w:sz w:val="22"/>
+          <w:szCs w:val="22"/>
+        </w:rPr>
+      </w:pPr>
+      <w:r>
+        <w:rPr>
+          <w:b w:val="1"/>
+          <w:color w:val="000000"/>
+          <w:sz w:val="22"/>
+          <w:szCs w:val="22"/>
+          <w:rtl w:val="0"/>
+        </w:rPr>
+        <w:t xml:space="preserve">4 Symboly a zkratky</w:t>
       </w:r>
     </w:p>
     <w:p>
@@ -1686,67 +1430,28 @@
         </w:pBdr>
         <w:ind w:left="0" w:hanging="2"/>
         <w:rPr>
-          <w:i w:val="1"/>
-          <w:color w:val="000000"/>
-        </w:rPr>
-      </w:pPr>
-      <w:r>
-        <w:rPr>
-          <w:b w:val="1"/>
-          <w:color w:val="000000"/>
-          <w:rtl w:val="0"/>
-        </w:rPr>
-        <w:t xml:space="preserve">UML</w:t>
-      </w:r>
-      <w:r>
-        <w:rPr>
-          <w:i w:val="1"/>
-          <w:color w:val="000000"/>
-          <w:rtl w:val="0"/>
-        </w:rPr>
-        <w:tab/>
-      </w:r>
-      <w:r>
-        <w:rPr>
-          <w:color w:val="000000"/>
-          <w:rtl w:val="0"/>
-        </w:rPr>
-        <w:t xml:space="preserve">Unifikovaný modelovací jazyk</w:t>
-      </w:r>
-      <w:r>
-        <w:rPr>
-          <w:i w:val="1"/>
-          <w:color w:val="000000"/>
-          <w:rtl w:val="0"/>
-        </w:rPr>
-        <w:t xml:space="preserve"> (Unified Modelling Language)</w:t>
-      </w:r>
-    </w:p>
-    <w:p>
-      <w:pPr>
-        <w:ind w:firstLine="0"/>
-        <w:rPr>
-          <w:i w:val="1"/>
-        </w:rPr>
-      </w:pPr>
-      <w:r>
-        <w:rPr>
-          <w:b w:val="1"/>
-          <w:rtl w:val="0"/>
-        </w:rPr>
-        <w:t xml:space="preserve">TPEG</w:t>
-        <w:tab/>
-      </w:r>
-      <w:r>
-        <w:rPr>
-          <w:rtl w:val="0"/>
-        </w:rPr>
-        <w:t xml:space="preserve">framework poskytující formáty a protokoly pro poskytování dopravních informací, optimalizovaných na šíření prostřednictvím digitálního rozhlasu či Internetu</w:t>
-      </w:r>
-      <w:r>
-        <w:rPr>
-          <w:rtl w:val="0"/>
-        </w:rPr>
+          <w:color w:val="000000"/>
+        </w:rPr>
+      </w:pPr>
+      <w:r>
+        <w:rPr>
+          <w:color w:val="000000"/>
+          <w:rtl w:val="0"/>
+        </w:rPr>
+        <w:t xml:space="preserve">Tato kapitola stanovuje </w:t>
+      </w:r>
+      <w:r>
+        <w:rPr>
+          <w:rtl w:val="0"/>
+        </w:rPr>
+        <w:t xml:space="preserve">17</w:t>
+      </w:r>
+      <w:r>
+        <w:rPr>
+          <w:color w:val="000000"/>
+          <w:rtl w:val="0"/>
+        </w:rPr>
+        <w:t xml:space="preserve"> zkratek, důležité z pohledu tohoto extraktu jsou: </w:t>
       </w:r>
     </w:p>
     <w:p>
@@ -1760,45 +1465,288 @@
         </w:pBdr>
         <w:ind w:left="0" w:hanging="2"/>
         <w:rPr>
-          <w:color w:val="000000"/>
-        </w:rPr>
-      </w:pPr>
-      <w:r>
-        <w:rPr>
           <w:i w:val="1"/>
-          <w:color w:val="000000"/>
-          <w:sz w:val="18"/>
-          <w:szCs w:val="18"/>
-          <w:rtl w:val="0"/>
-        </w:rPr>
-        <w:t xml:space="preserve">Poznámka: Další termíny a zkratky z oboru ITS jsou obsaženy ve slovníku ITS terminology (</w:t>
-      </w:r>
-      <w:hyperlink r:id="rId8">
-        <w:r>
-          <w:rPr>
-            <w:i w:val="1"/>
-            <w:color w:val="000000"/>
-            <w:sz w:val="18"/>
-            <w:szCs w:val="18"/>
-            <w:rtl w:val="0"/>
-          </w:rPr>
-          <w:t xml:space="preserve">www.itsterminology.org</w:t>
-        </w:r>
-      </w:hyperlink>
+        </w:rPr>
+      </w:pPr>
+      <w:r>
+        <w:rPr>
+          <w:b w:val="1"/>
+          <w:rtl w:val="0"/>
+        </w:rPr>
+        <w:t xml:space="preserve">EVSEID </w:t>
+      </w:r>
+      <w:r>
+        <w:rPr>
+          <w:rtl w:val="0"/>
+        </w:rPr>
+        <w:t xml:space="preserve">identita příslušenství k nabíjení elektromobilu </w:t>
+      </w:r>
       <w:r>
         <w:rPr>
           <w:i w:val="1"/>
-          <w:color w:val="000000"/>
-          <w:sz w:val="18"/>
-          <w:szCs w:val="18"/>
-          <w:rtl w:val="0"/>
-        </w:rPr>
-        <w:t xml:space="preserve">)</w:t>
-      </w:r>
-      <w:r>
-        <w:rPr>
-          <w:rtl w:val="0"/>
-        </w:rPr>
+          <w:rtl w:val="0"/>
+        </w:rPr>
+        <w:t xml:space="preserve">(Electric Vehicle Supply Equipment Identity)</w:t>
+      </w:r>
+    </w:p>
+    <w:p>
+      <w:pPr>
+        <w:pBdr>
+          <w:top w:space="0" w:sz="0" w:val="nil"/>
+          <w:left w:space="0" w:sz="0" w:val="nil"/>
+          <w:bottom w:space="0" w:sz="0" w:val="nil"/>
+          <w:right w:space="0" w:sz="0" w:val="nil"/>
+          <w:between w:space="0" w:sz="0" w:val="nil"/>
+        </w:pBdr>
+        <w:ind w:left="0" w:hanging="2"/>
+        <w:rPr>
+          <w:color w:val="000000"/>
+        </w:rPr>
+      </w:pPr>
+      <w:r>
+        <w:rPr>
+          <w:b w:val="1"/>
+          <w:color w:val="000000"/>
+          <w:rtl w:val="0"/>
+        </w:rPr>
+        <w:t xml:space="preserve">MMC</w:t>
+      </w:r>
+      <w:r>
+        <w:rPr>
+          <w:color w:val="000000"/>
+          <w:rtl w:val="0"/>
+        </w:rPr>
+        <w:tab/>
+        <w:t xml:space="preserve">kontejner pro management zpráv </w:t>
+      </w:r>
+      <w:r>
+        <w:rPr>
+          <w:i w:val="1"/>
+          <w:color w:val="000000"/>
+          <w:rtl w:val="0"/>
+        </w:rPr>
+        <w:t xml:space="preserve">(Message Management Container) </w:t>
+      </w:r>
+      <w:r>
+        <w:rPr>
+          <w:rtl w:val="0"/>
+        </w:rPr>
+      </w:r>
+    </w:p>
+    <w:p>
+      <w:pPr>
+        <w:pBdr>
+          <w:top w:space="0" w:sz="0" w:val="nil"/>
+          <w:left w:space="0" w:sz="0" w:val="nil"/>
+          <w:bottom w:space="0" w:sz="0" w:val="nil"/>
+          <w:right w:space="0" w:sz="0" w:val="nil"/>
+          <w:between w:space="0" w:sz="0" w:val="nil"/>
+        </w:pBdr>
+        <w:ind w:left="0" w:hanging="2"/>
+        <w:rPr>
+          <w:color w:val="000000"/>
+        </w:rPr>
+      </w:pPr>
+      <w:r>
+        <w:rPr>
+          <w:b w:val="1"/>
+          <w:color w:val="000000"/>
+          <w:rtl w:val="0"/>
+        </w:rPr>
+        <w:t xml:space="preserve">ADC</w:t>
+        <w:tab/>
+      </w:r>
+      <w:r>
+        <w:rPr>
+          <w:color w:val="000000"/>
+          <w:rtl w:val="0"/>
+        </w:rPr>
+        <w:t xml:space="preserve">kontejner pro popis aplikace </w:t>
+      </w:r>
+      <w:r>
+        <w:rPr>
+          <w:i w:val="1"/>
+          <w:color w:val="000000"/>
+          <w:rtl w:val="0"/>
+        </w:rPr>
+        <w:t xml:space="preserve">(Application Data Container) </w:t>
+      </w:r>
+      <w:r>
+        <w:rPr>
+          <w:rtl w:val="0"/>
+        </w:rPr>
+      </w:r>
+    </w:p>
+    <w:p>
+      <w:pPr>
+        <w:pBdr>
+          <w:top w:space="0" w:sz="0" w:val="nil"/>
+          <w:left w:space="0" w:sz="0" w:val="nil"/>
+          <w:bottom w:space="0" w:sz="0" w:val="nil"/>
+          <w:right w:space="0" w:sz="0" w:val="nil"/>
+          <w:between w:space="0" w:sz="0" w:val="nil"/>
+        </w:pBdr>
+        <w:ind w:left="0" w:hanging="2"/>
+        <w:rPr>
+          <w:color w:val="000000"/>
+        </w:rPr>
+      </w:pPr>
+      <w:r>
+        <w:rPr>
+          <w:b w:val="1"/>
+          <w:color w:val="000000"/>
+          <w:rtl w:val="0"/>
+        </w:rPr>
+        <w:t xml:space="preserve">LRC</w:t>
+        <w:tab/>
+      </w:r>
+      <w:r>
+        <w:rPr>
+          <w:color w:val="000000"/>
+          <w:rtl w:val="0"/>
+        </w:rPr>
+        <w:t xml:space="preserve">kontejner pro odkazování na polohu </w:t>
+      </w:r>
+      <w:r>
+        <w:rPr>
+          <w:i w:val="1"/>
+          <w:color w:val="000000"/>
+          <w:rtl w:val="0"/>
+        </w:rPr>
+        <w:t xml:space="preserve">(Location Referencing Container) </w:t>
+      </w:r>
+      <w:r>
+        <w:rPr>
+          <w:rtl w:val="0"/>
+        </w:rPr>
+      </w:r>
+    </w:p>
+    <w:p>
+      <w:pPr>
+        <w:pBdr>
+          <w:top w:space="0" w:sz="0" w:val="nil"/>
+          <w:left w:space="0" w:sz="0" w:val="nil"/>
+          <w:bottom w:space="0" w:sz="0" w:val="nil"/>
+          <w:right w:space="0" w:sz="0" w:val="nil"/>
+          <w:between w:space="0" w:sz="0" w:val="nil"/>
+        </w:pBdr>
+        <w:ind w:left="0" w:hanging="2"/>
+        <w:rPr>
+          <w:i w:val="1"/>
+          <w:color w:val="000000"/>
+        </w:rPr>
+      </w:pPr>
+      <w:r>
+        <w:rPr>
+          <w:b w:val="1"/>
+          <w:rtl w:val="0"/>
+        </w:rPr>
+        <w:t xml:space="preserve">EMI</w:t>
+        <w:tab/>
+      </w:r>
+      <w:r>
+        <w:rPr>
+          <w:rtl w:val="0"/>
+        </w:rPr>
+        <w:t xml:space="preserve">nabíjecí infrastruktura pro elektromobily </w:t>
+      </w:r>
+      <w:r>
+        <w:rPr>
+          <w:i w:val="1"/>
+          <w:rtl w:val="0"/>
+        </w:rPr>
+        <w:t xml:space="preserve">(ElectroMobility Charging Infrastructure)</w:t>
+      </w:r>
+      <w:r>
+        <w:rPr>
+          <w:rtl w:val="0"/>
+        </w:rPr>
+      </w:r>
+    </w:p>
+    <w:p>
+      <w:pPr>
+        <w:pBdr>
+          <w:top w:space="0" w:sz="0" w:val="nil"/>
+          <w:left w:space="0" w:sz="0" w:val="nil"/>
+          <w:bottom w:space="0" w:sz="0" w:val="nil"/>
+          <w:right w:space="0" w:sz="0" w:val="nil"/>
+          <w:between w:space="0" w:sz="0" w:val="nil"/>
+        </w:pBdr>
+        <w:ind w:left="0" w:hanging="2"/>
+        <w:rPr>
+          <w:i w:val="1"/>
+          <w:color w:val="000000"/>
+        </w:rPr>
+      </w:pPr>
+      <w:r>
+        <w:rPr>
+          <w:b w:val="1"/>
+          <w:color w:val="000000"/>
+          <w:rtl w:val="0"/>
+        </w:rPr>
+        <w:t xml:space="preserve">UML</w:t>
+      </w:r>
+      <w:r>
+        <w:rPr>
+          <w:i w:val="1"/>
+          <w:color w:val="000000"/>
+          <w:rtl w:val="0"/>
+        </w:rPr>
+        <w:tab/>
+      </w:r>
+      <w:r>
+        <w:rPr>
+          <w:color w:val="000000"/>
+          <w:rtl w:val="0"/>
+        </w:rPr>
+        <w:t xml:space="preserve">Unifikovaný modelovací jazyk</w:t>
+      </w:r>
+      <w:r>
+        <w:rPr>
+          <w:i w:val="1"/>
+          <w:color w:val="000000"/>
+          <w:rtl w:val="0"/>
+        </w:rPr>
+        <w:t xml:space="preserve"> (Unified Modelling Language)</w:t>
+      </w:r>
+    </w:p>
+    <w:p>
+      <w:pPr>
+        <w:ind w:firstLine="0"/>
+        <w:rPr>
+          <w:i w:val="1"/>
+        </w:rPr>
+      </w:pPr>
+      <w:r>
+        <w:rPr>
+          <w:b w:val="1"/>
+          <w:rtl w:val="0"/>
+        </w:rPr>
+        <w:t xml:space="preserve">TPEG</w:t>
+        <w:tab/>
+      </w:r>
+      <w:r>
+        <w:rPr>
+          <w:rtl w:val="0"/>
+        </w:rPr>
+        <w:t xml:space="preserve">framework poskytující formáty a protokoly pro poskytování dopravních informací, optimalizovaných na šíření prostřednictvím digitálního rozhlasu či Internetu</w:t>
+      </w:r>
+      <w:r>
+        <w:rPr>
+          <w:rtl w:val="0"/>
+        </w:rPr>
+      </w:r>
+    </w:p>
+    <w:p>
+      <w:pPr>
+        <w:ind w:left="0" w:hanging="2"/>
+        <w:rPr/>
+      </w:pPr>
+      <w:r>
+        <w:rPr>
+          <w:rtl w:val="0"/>
+        </w:rPr>
+        <w:t xml:space="preserve">Další termíny a zkratky z oboru ITS jsou obsaženy ve slovníku ITS terminology (www.ITSterminology.org).</w:t>
       </w:r>
     </w:p>
     <w:p>

--- a/extrakty/doc/TC278WG4/extract_21219-25_(2021).docx
+++ b/extrakty/doc/TC278WG4/extract_21219-25_(2021).docx
@@ -329,7 +329,7 @@
                 <w:szCs w:val="28"/>
                 <w:rtl w:val="0"/>
               </w:rPr>
-              <w:t xml:space="preserve">01 8259</w:t>
+              <w:t xml:space="preserve"/>
             </w:r>
             <w:r>
               <w:rPr>
@@ -402,75 +402,6 @@
           <w:rtl w:val="0"/>
         </w:rPr>
         <w:t xml:space="preserve"> stran</w:t>
-      </w:r>
-      <w:r>
-        <w:rPr>
-          <w:rtl w:val="0"/>
-        </w:rPr>
-      </w:r>
-    </w:p>
-    <w:p>
-      <w:pPr>
-        <w:keepNext w:val="1"/>
-        <w:keepLines w:val="1"/>
-        <w:pBdr>
-          <w:top w:space="0" w:sz="0" w:val="nil"/>
-          <w:left w:space="0" w:sz="0" w:val="nil"/>
-          <w:bottom w:space="0" w:sz="0" w:val="nil"/>
-          <w:right w:space="0" w:sz="0" w:val="nil"/>
-          <w:between w:space="0" w:sz="0" w:val="nil"/>
-        </w:pBdr>
-        <w:spacing w:after="360" w:before="240" w:lineRule="auto"/>
-        <w:ind w:left="1" w:hanging="3"/>
-        <w:jc w:val="right"/>
-        <w:rPr>
-          <w:color w:val="000000"/>
-        </w:rPr>
-      </w:pPr>
-      <w:bookmarkStart w:colFirst="0" w:colLast="0" w:name="_heading=h.1fob9te" w:id="3"/>
-      <w:bookmarkEnd w:id="3"/>
-      <w:r>
-        <w:rPr>
-          <w:color w:val="000000"/>
-          <w:sz w:val="28"/>
-          <w:szCs w:val="28"/>
-          <w:rtl w:val="0"/>
-        </w:rPr>
-        <w:t xml:space="preserve">Zavedena v ČSN jako ČSN P ISO/TS 21219-25 (vydána 2017-09, zrušena 2025-08 a nahrazena ČSN ISO 21219-25)</w:t>
-      </w:r>
-      <w:r>
-        <w:rPr>
-          <w:sz w:val="28"/>
-          <w:szCs w:val="28"/>
-          <w:rtl w:val="0"/>
-        </w:rPr>
-        <w:t xml:space="preserve"/>
-      </w:r>
-      <w:r>
-        <w:rPr>
-          <w:color w:val="000000"/>
-          <w:sz w:val="28"/>
-          <w:szCs w:val="28"/>
-          <w:rtl w:val="0"/>
-        </w:rPr>
-        <w:t xml:space="preserve"/>
-      </w:r>
-      <w:r>
-        <w:rPr>
-          <w:sz w:val="28"/>
-          <w:szCs w:val="28"/>
-          <w:rtl w:val="0"/>
-        </w:rPr>
-        <w:t xml:space="preserve"/>
-      </w:r>
-      <w:r>
-        <w:rPr>
-          <w:color w:val="000000"/>
-          <w:sz w:val="28"/>
-          <w:szCs w:val="28"/>
-          <w:rtl w:val="0"/>
-        </w:rPr>
-        <w:t xml:space="preserve"/>
       </w:r>
       <w:r>
         <w:rPr>
